--- a/Xuehao_Xu_Research_CV_CN_v3.docx
+++ b/Xuehao_Xu_Research_CV_CN_v3.docx
@@ -79,7 +79,7 @@
           <w:color w:val="1D2730"/>
           <w:sz w:val="18"/>
         </w:rPr>
-        <w:t>人形机器人学习；全身技能学习；强化学习；运动模仿学习；运动先验学习；仿真到真实迁移；接触丰富机器人控制</w:t>
+        <w:t>人形机器人学习；可泛化身体技能学习；移动操作；强化学习；运动先验与模仿学习；面向身体控制的感知；仿真到真实与学习动力学；接触丰富机器人控制</w:t>
       </w:r>
     </w:p>
     <w:p>
@@ -211,7 +211,7 @@
           <w:color w:val="5E6C77"/>
           <w:sz w:val="17"/>
         </w:rPr>
-        <w:t>T1 人形机器人踢球与运动控制</w:t>
+        <w:t>T1 人形机器人踢球、步态与技能泛化</w:t>
       </w:r>
     </w:p>
     <w:p>
@@ -283,7 +283,7 @@
           <w:color w:val="1D2730"/>
           <w:sz w:val="17"/>
         </w:rPr>
-        <w:t>研究 Conditional AMP 和运动先验驱动的踢球策略，并探索不同球体位置和踢球方向条件下的技能泛化能力。</w:t>
+        <w:t>研究 Conditional AMP 和运动先验驱动的策略，并探索不同球体位置、踢球方向和任务条件下的技能泛化能力。</w:t>
       </w:r>
     </w:p>
     <w:p>
@@ -384,7 +384,7 @@
           <w:color w:val="12314D"/>
           <w:sz w:val="20"/>
         </w:rPr>
-        <w:t>面向人形机器人技能获得的运动先验学习</w:t>
+        <w:t>面向可泛化人形技能的运动先验学习</w:t>
       </w:r>
       <w:r>
         <w:rPr>
@@ -429,7 +429,7 @@
           <w:color w:val="1D2730"/>
           <w:sz w:val="17"/>
         </w:rPr>
-        <w:t>调研 AMP 类运动先验、人体运动数据、encoder-decoder 策略以及 latent 表示在人形机器人技能学习中的应用。</w:t>
+        <w:t>调研 AMP 类运动先验、人体运动数据、encoder-decoder 策略以及 latent 表示在可泛化人形技能学习中的应用。</w:t>
       </w:r>
     </w:p>
     <w:p>
@@ -447,7 +447,7 @@
           <w:color w:val="1D2730"/>
           <w:sz w:val="17"/>
         </w:rPr>
-        <w:t>探索任务奖励与运动先验奖励之间的平衡，以获得自然且有效的机器人行为。</w:t>
+        <w:t>探索运动先验如何支持自然、稳定且可迁移的机器人行为，同时不牺牲任务完成能力。</w:t>
       </w:r>
     </w:p>
     <w:p>
@@ -644,7 +644,7 @@
           <w:color w:val="1D2730"/>
           <w:sz w:val="18"/>
         </w:rPr>
-        <w:t>人形机器人运动控制、接触丰富技能学习、运动模仿、AMP 类运动先验</w:t>
+        <w:t>可泛化技能学习、人形机器人运动控制、移动操作概念、运动模仿、AMP 类运动先验</w:t>
       </w:r>
     </w:p>
     <w:p>
@@ -12856,6 +12856,17 @@
         <w:shd w:val="clear" w:color="auto" w:fill="FBCAA2" w:themeFill="accent6" w:themeFillTint="7F"/>
       </w:tcPr>
     </w:tblStylePr>
+  </w:style>
+  <w:style w:type="paragraph" w:customStyle="1" w:styleId="Equation">
+    <w:name w:val="Equation"/>
+    <w:pPr>
+      <w:keepLines/>
+      <w:spacing w:before="80" w:after="80"/>
+    </w:pPr>
+    <w:rPr>
+      <w:rFonts w:ascii="Cambria Math" w:hAnsi="Cambria Math" w:eastAsia="Cambria Math" w:cs="Cambria Math"/>
+      <w:sz w:val="21"/>
+    </w:rPr>
   </w:style>
 </w:styles>
 </file>
